--- a/Taylor/PHP React/Taylor Pentz.docx
+++ b/Taylor/PHP React/Taylor Pentz.docx
@@ -123,8 +123,10 @@
           <w:rFonts w:ascii="Times New Roman" w:hAnsi="Times New Roman" w:cs="Times New Roman"/>
           <w:sz w:val="24"/>
         </w:rPr>
-        <w:t>https://www.linkedin.com/in/taylor-pentz-698a98381/</w:t>
-      </w:r>
+        <w:t>https://www.linkedin.com/in/taylor-p-b0389a3ba</w:t>
+      </w:r>
+      <w:bookmarkStart w:id="0" w:name="_GoBack"/>
+      <w:bookmarkEnd w:id="0"/>
     </w:p>
     <w:p>
       <w:pPr>
@@ -205,103 +207,34 @@
           <w:sz w:val="24"/>
           <w:szCs w:val="24"/>
         </w:rPr>
-        <w:t xml:space="preserve">AWS, GCP, </w:t>
+        <w:t>AWS, GCP, Docker, SQL, NoSQL</w:t>
+      </w:r>
+      <w:r>
+        <w:rPr>
+          <w:rFonts w:ascii="Times New Roman" w:hAnsi="Times New Roman" w:cs="Times New Roman"/>
+          <w:sz w:val="24"/>
+          <w:szCs w:val="24"/>
+        </w:rPr>
+        <w:t xml:space="preserve">, and modern DevOps practices, with a proven record of delivering complex applications in </w:t>
       </w:r>
       <w:proofErr w:type="spellStart"/>
       <w:r>
         <w:rPr>
-          <w:rStyle w:val="Strong"/>
           <w:rFonts w:ascii="Times New Roman" w:hAnsi="Times New Roman" w:cs="Times New Roman"/>
           <w:sz w:val="24"/>
           <w:szCs w:val="24"/>
         </w:rPr>
-        <w:t>Docker</w:t>
+        <w:t>fintech</w:t>
       </w:r>
       <w:proofErr w:type="spellEnd"/>
       <w:r>
         <w:rPr>
-          <w:rStyle w:val="Strong"/>
           <w:rFonts w:ascii="Times New Roman" w:hAnsi="Times New Roman" w:cs="Times New Roman"/>
           <w:sz w:val="24"/>
           <w:szCs w:val="24"/>
         </w:rPr>
-        <w:t xml:space="preserve">, SQL, </w:t>
-      </w:r>
-      <w:proofErr w:type="spellStart"/>
-      <w:r>
-        <w:rPr>
-          <w:rStyle w:val="Strong"/>
-          <w:rFonts w:ascii="Times New Roman" w:hAnsi="Times New Roman" w:cs="Times New Roman"/>
-          <w:sz w:val="24"/>
-          <w:szCs w:val="24"/>
-        </w:rPr>
-        <w:t>NoSQL</w:t>
-      </w:r>
-      <w:proofErr w:type="spellEnd"/>
-      <w:r>
-        <w:rPr>
-          <w:rFonts w:ascii="Times New Roman" w:hAnsi="Times New Roman" w:cs="Times New Roman"/>
-          <w:sz w:val="24"/>
-          <w:szCs w:val="24"/>
-        </w:rPr>
-        <w:t xml:space="preserve">, and modern </w:t>
-      </w:r>
-      <w:proofErr w:type="spellStart"/>
-      <w:r>
-        <w:rPr>
-          <w:rFonts w:ascii="Times New Roman" w:hAnsi="Times New Roman" w:cs="Times New Roman"/>
-          <w:sz w:val="24"/>
-          <w:szCs w:val="24"/>
-        </w:rPr>
-        <w:t>DevOps</w:t>
-      </w:r>
-      <w:proofErr w:type="spellEnd"/>
-      <w:r>
-        <w:rPr>
-          <w:rFonts w:ascii="Times New Roman" w:hAnsi="Times New Roman" w:cs="Times New Roman"/>
-          <w:sz w:val="24"/>
-          <w:szCs w:val="24"/>
-        </w:rPr>
-        <w:t xml:space="preserve"> practices, with a proven record of delivering complex applications in </w:t>
-      </w:r>
-      <w:proofErr w:type="spellStart"/>
-      <w:r>
-        <w:rPr>
-          <w:rFonts w:ascii="Times New Roman" w:hAnsi="Times New Roman" w:cs="Times New Roman"/>
-          <w:sz w:val="24"/>
-          <w:szCs w:val="24"/>
-        </w:rPr>
-        <w:t>fintech</w:t>
-      </w:r>
-      <w:proofErr w:type="spellEnd"/>
-      <w:r>
-        <w:rPr>
-          <w:rFonts w:ascii="Times New Roman" w:hAnsi="Times New Roman" w:cs="Times New Roman"/>
-          <w:sz w:val="24"/>
-          <w:szCs w:val="24"/>
-        </w:rPr>
-        <w:t xml:space="preserve">, </w:t>
-      </w:r>
-      <w:proofErr w:type="spellStart"/>
-      <w:r>
-        <w:rPr>
-          <w:rFonts w:ascii="Times New Roman" w:hAnsi="Times New Roman" w:cs="Times New Roman"/>
-          <w:sz w:val="24"/>
-          <w:szCs w:val="24"/>
-        </w:rPr>
-        <w:t>SaaS</w:t>
-      </w:r>
-      <w:proofErr w:type="spellEnd"/>
-      <w:r>
-        <w:rPr>
-          <w:rFonts w:ascii="Times New Roman" w:hAnsi="Times New Roman" w:cs="Times New Roman"/>
-          <w:sz w:val="24"/>
-          <w:szCs w:val="24"/>
-        </w:rPr>
-        <w:t>, and enterprise software.</w:t>
-      </w:r>
-      <w:bookmarkStart w:id="0" w:name="_GoBack"/>
-      <w:bookmarkEnd w:id="0"/>
+        <w:t>, SaaS, and enterprise software.</w:t>
+      </w:r>
     </w:p>
     <w:p>
       <w:pPr>
@@ -318,7 +251,6 @@
           <w:szCs w:val="27"/>
         </w:rPr>
       </w:pPr>
-      <w:proofErr w:type="spellStart"/>
       <w:r>
         <w:rPr>
           <w:rFonts w:ascii="Impact" w:eastAsia="Times New Roman" w:hAnsi="Impact" w:cs="Times New Roman"/>
@@ -328,19 +260,7 @@
           <w:sz w:val="27"/>
           <w:szCs w:val="27"/>
         </w:rPr>
-        <w:t>Technical</w:t>
-      </w:r>
-      <w:proofErr w:type="spellEnd"/>
-      <w:r>
-        <w:rPr>
-          <w:rFonts w:ascii="Impact" w:eastAsia="Times New Roman" w:hAnsi="Impact" w:cs="Times New Roman"/>
-          <w:b/>
-          <w:bCs/>
-          <w:color w:val="1F497D" w:themeColor="text2"/>
-          <w:sz w:val="27"/>
-          <w:szCs w:val="27"/>
-        </w:rPr>
-        <w:t xml:space="preserve"> Skills</w:t>
+        <w:t>Technical Skills</w:t>
       </w:r>
     </w:p>
     <w:p>
@@ -383,34 +303,10 @@
         <w:rPr>
           <w:rStyle w:val="Strong"/>
         </w:rPr>
-        <w:t xml:space="preserve">Cloud &amp; </w:t>
-      </w:r>
-      <w:proofErr w:type="spellStart"/>
-      <w:r>
-        <w:rPr>
-          <w:rStyle w:val="Strong"/>
-        </w:rPr>
-        <w:t>DevOps</w:t>
-      </w:r>
-      <w:proofErr w:type="spellEnd"/>
-      <w:r>
-        <w:t xml:space="preserve">: AWS, GCP, </w:t>
-      </w:r>
-      <w:proofErr w:type="spellStart"/>
-      <w:r>
-        <w:t>Docker</w:t>
-      </w:r>
-      <w:proofErr w:type="spellEnd"/>
-      <w:r>
-        <w:t xml:space="preserve">, </w:t>
-      </w:r>
-      <w:proofErr w:type="spellStart"/>
-      <w:r>
-        <w:t>Kubernetes</w:t>
-      </w:r>
-      <w:proofErr w:type="spellEnd"/>
-      <w:r>
-        <w:t>, CI/CD</w:t>
+        <w:t>Cloud &amp; DevOps</w:t>
+      </w:r>
+      <w:r>
+        <w:t>: AWS, GCP, Docker, Kubernetes, CI/CD</w:t>
       </w:r>
     </w:p>
     <w:p>
@@ -429,31 +325,7 @@
         <w:t>Databases</w:t>
       </w:r>
       <w:r>
-        <w:t>: SQL (</w:t>
-      </w:r>
-      <w:proofErr w:type="spellStart"/>
-      <w:r>
-        <w:t>PostgreSQL</w:t>
-      </w:r>
-      <w:proofErr w:type="spellEnd"/>
-      <w:r>
-        <w:t xml:space="preserve">, MySQL), </w:t>
-      </w:r>
-      <w:proofErr w:type="spellStart"/>
-      <w:r>
-        <w:t>NoSQL</w:t>
-      </w:r>
-      <w:proofErr w:type="spellEnd"/>
-      <w:r>
-        <w:t xml:space="preserve"> (</w:t>
-      </w:r>
-      <w:proofErr w:type="spellStart"/>
-      <w:r>
-        <w:t>MongoDB</w:t>
-      </w:r>
-      <w:proofErr w:type="spellEnd"/>
-      <w:r>
-        <w:t xml:space="preserve">, </w:t>
+        <w:t xml:space="preserve">: SQL (PostgreSQL, MySQL), NoSQL (MongoDB, </w:t>
       </w:r>
       <w:proofErr w:type="spellStart"/>
       <w:r>
@@ -488,15 +360,7 @@
       </w:r>
       <w:proofErr w:type="spellEnd"/>
       <w:r>
-        <w:t xml:space="preserve">, </w:t>
-      </w:r>
-      <w:proofErr w:type="spellStart"/>
-      <w:r>
-        <w:t>Jira</w:t>
-      </w:r>
-      <w:proofErr w:type="spellEnd"/>
-      <w:r>
-        <w:t>, Jenkins, REST/</w:t>
+        <w:t>, Jira, Jenkins, REST/</w:t>
       </w:r>
       <w:proofErr w:type="spellStart"/>
       <w:r>
@@ -685,43 +549,7 @@
           <w:sz w:val="24"/>
           <w:szCs w:val="24"/>
         </w:rPr>
-        <w:t xml:space="preserve"> with </w:t>
-      </w:r>
-      <w:proofErr w:type="spellStart"/>
-      <w:r>
-        <w:rPr>
-          <w:rFonts w:ascii="Times New Roman" w:eastAsia="Times New Roman" w:hAnsi="Times New Roman" w:cs="Times New Roman"/>
-          <w:sz w:val="24"/>
-          <w:szCs w:val="24"/>
-        </w:rPr>
-        <w:t>Docker</w:t>
-      </w:r>
-      <w:proofErr w:type="spellEnd"/>
-      <w:r>
-        <w:rPr>
-          <w:rFonts w:ascii="Times New Roman" w:eastAsia="Times New Roman" w:hAnsi="Times New Roman" w:cs="Times New Roman"/>
-          <w:sz w:val="24"/>
-          <w:szCs w:val="24"/>
-        </w:rPr>
-        <w:t xml:space="preserve"> containers and </w:t>
-      </w:r>
-      <w:proofErr w:type="spellStart"/>
-      <w:r>
-        <w:rPr>
-          <w:rFonts w:ascii="Times New Roman" w:eastAsia="Times New Roman" w:hAnsi="Times New Roman" w:cs="Times New Roman"/>
-          <w:sz w:val="24"/>
-          <w:szCs w:val="24"/>
-        </w:rPr>
-        <w:t>Kubernetes</w:t>
-      </w:r>
-      <w:proofErr w:type="spellEnd"/>
-      <w:r>
-        <w:rPr>
-          <w:rFonts w:ascii="Times New Roman" w:eastAsia="Times New Roman" w:hAnsi="Times New Roman" w:cs="Times New Roman"/>
-          <w:sz w:val="24"/>
-          <w:szCs w:val="24"/>
-        </w:rPr>
-        <w:t xml:space="preserve"> orchestration, enhancing scalability and infrastructure automation.</w:t>
+        <w:t xml:space="preserve"> with Docker containers and Kubernetes orchestration, enhancing scalability and infrastructure automation.</w:t>
       </w:r>
     </w:p>
     <w:p>
@@ -755,29 +583,7 @@
           <w:sz w:val="24"/>
           <w:szCs w:val="24"/>
         </w:rPr>
-        <w:t xml:space="preserve">SQL and </w:t>
-      </w:r>
-      <w:proofErr w:type="spellStart"/>
-      <w:r>
-        <w:rPr>
-          <w:rFonts w:ascii="Times New Roman" w:eastAsia="Times New Roman" w:hAnsi="Times New Roman" w:cs="Times New Roman"/>
-          <w:b/>
-          <w:bCs/>
-          <w:sz w:val="24"/>
-          <w:szCs w:val="24"/>
-        </w:rPr>
-        <w:t>NoSQL</w:t>
-      </w:r>
-      <w:proofErr w:type="spellEnd"/>
-      <w:r>
-        <w:rPr>
-          <w:rFonts w:ascii="Times New Roman" w:eastAsia="Times New Roman" w:hAnsi="Times New Roman" w:cs="Times New Roman"/>
-          <w:b/>
-          <w:bCs/>
-          <w:sz w:val="24"/>
-          <w:szCs w:val="24"/>
-        </w:rPr>
-        <w:t xml:space="preserve"> schemas</w:t>
+        <w:t>SQL and NoSQL schemas</w:t>
       </w:r>
       <w:r>
         <w:rPr>
@@ -869,25 +675,7 @@
           <w:sz w:val="24"/>
           <w:szCs w:val="24"/>
         </w:rPr>
-        <w:t xml:space="preserve">Enhanced CI/CD pipelines with Jenkins and </w:t>
-      </w:r>
-      <w:proofErr w:type="spellStart"/>
-      <w:r>
-        <w:rPr>
-          <w:rFonts w:ascii="Times New Roman" w:eastAsia="Times New Roman" w:hAnsi="Times New Roman" w:cs="Times New Roman"/>
-          <w:sz w:val="24"/>
-          <w:szCs w:val="24"/>
-        </w:rPr>
-        <w:t>GitHub</w:t>
-      </w:r>
-      <w:proofErr w:type="spellEnd"/>
-      <w:r>
-        <w:rPr>
-          <w:rFonts w:ascii="Times New Roman" w:eastAsia="Times New Roman" w:hAnsi="Times New Roman" w:cs="Times New Roman"/>
-          <w:sz w:val="24"/>
-          <w:szCs w:val="24"/>
-        </w:rPr>
-        <w:t xml:space="preserve"> Actions, automating builds, testing, and deployments to multiple staging and production environments.</w:t>
+        <w:t>Enhanced CI/CD pipelines with Jenkins and GitHub Actions, automating builds, testing, and deployments to multiple staging and production environments.</w:t>
       </w:r>
     </w:p>
     <w:p>
@@ -1144,15 +932,7 @@
       </w:r>
       <w:proofErr w:type="spellEnd"/>
       <w:r>
-        <w:t xml:space="preserve"> with </w:t>
-      </w:r>
-      <w:proofErr w:type="spellStart"/>
-      <w:r>
-        <w:t>Docker</w:t>
-      </w:r>
-      <w:proofErr w:type="spellEnd"/>
-      <w:r>
-        <w:t xml:space="preserve"> containers, improving fault tolerance, scalability, and deployment consistency.</w:t>
+        <w:t xml:space="preserve"> with Docker containers, improving fault tolerance, scalability, and deployment consistency.</w:t>
       </w:r>
     </w:p>
     <w:p>
@@ -1189,28 +969,12 @@
       <w:r>
         <w:t xml:space="preserve">Designed and maintained </w:t>
       </w:r>
-      <w:proofErr w:type="spellStart"/>
       <w:r>
         <w:rPr>
           <w:rStyle w:val="Strong"/>
         </w:rPr>
-        <w:t>PostgreSQL</w:t>
-      </w:r>
-      <w:proofErr w:type="spellEnd"/>
-      <w:r>
-        <w:rPr>
-          <w:rStyle w:val="Strong"/>
-        </w:rPr>
-        <w:t xml:space="preserve"> and </w:t>
-      </w:r>
-      <w:proofErr w:type="spellStart"/>
-      <w:r>
-        <w:rPr>
-          <w:rStyle w:val="Strong"/>
-        </w:rPr>
-        <w:t>MongoDB</w:t>
-      </w:r>
-      <w:proofErr w:type="spellEnd"/>
+        <w:t>PostgreSQL and MongoDB</w:t>
+      </w:r>
       <w:r>
         <w:t xml:space="preserve"> databases with optimized indexes and </w:t>
       </w:r>
@@ -1242,15 +1006,7 @@
         <w:t>consistent UI/UX</w:t>
       </w:r>
       <w:r>
-        <w:t xml:space="preserve"> across large </w:t>
-      </w:r>
-      <w:proofErr w:type="spellStart"/>
-      <w:r>
-        <w:t>SaaS</w:t>
-      </w:r>
-      <w:proofErr w:type="spellEnd"/>
-      <w:r>
-        <w:t xml:space="preserve"> platforms.</w:t>
+        <w:t xml:space="preserve"> across large SaaS platforms.</w:t>
       </w:r>
     </w:p>
     <w:p>
@@ -1883,25 +1639,7 @@
           <w:sz w:val="24"/>
           <w:szCs w:val="24"/>
         </w:rPr>
-        <w:t xml:space="preserve"> and implemented containerized deployments using </w:t>
-      </w:r>
-      <w:proofErr w:type="spellStart"/>
-      <w:r>
-        <w:rPr>
-          <w:rFonts w:ascii="Times New Roman" w:eastAsia="Times New Roman" w:hAnsi="Times New Roman" w:cs="Times New Roman"/>
-          <w:sz w:val="24"/>
-          <w:szCs w:val="24"/>
-        </w:rPr>
-        <w:t>Docker</w:t>
-      </w:r>
-      <w:proofErr w:type="spellEnd"/>
-      <w:r>
-        <w:rPr>
-          <w:rFonts w:ascii="Times New Roman" w:eastAsia="Times New Roman" w:hAnsi="Times New Roman" w:cs="Times New Roman"/>
-          <w:sz w:val="24"/>
-          <w:szCs w:val="24"/>
-        </w:rPr>
-        <w:t xml:space="preserve"> for test environments.</w:t>
+        <w:t xml:space="preserve"> and implemented containerized deployments using Docker for test environments.</w:t>
       </w:r>
     </w:p>
     <w:p>
@@ -2116,55 +1854,15 @@
           <w:sz w:val="24"/>
           <w:szCs w:val="24"/>
         </w:rPr>
-        <w:t xml:space="preserve">E-Commerce </w:t>
-      </w:r>
-      <w:proofErr w:type="spellStart"/>
-      <w:r>
-        <w:rPr>
-          <w:rFonts w:ascii="Times New Roman" w:eastAsia="Times New Roman" w:hAnsi="Times New Roman" w:cs="Times New Roman"/>
-          <w:b/>
-          <w:bCs/>
-          <w:sz w:val="24"/>
-          <w:szCs w:val="24"/>
-        </w:rPr>
-        <w:t>SaaS</w:t>
-      </w:r>
-      <w:proofErr w:type="spellEnd"/>
-      <w:r>
-        <w:rPr>
-          <w:rFonts w:ascii="Times New Roman" w:eastAsia="Times New Roman" w:hAnsi="Times New Roman" w:cs="Times New Roman"/>
-          <w:b/>
-          <w:bCs/>
-          <w:sz w:val="24"/>
-          <w:szCs w:val="24"/>
-        </w:rPr>
-        <w:t xml:space="preserve"> Platform</w:t>
-      </w:r>
-      <w:r>
-        <w:rPr>
-          <w:rFonts w:ascii="Times New Roman" w:eastAsia="Times New Roman" w:hAnsi="Times New Roman" w:cs="Times New Roman"/>
-          <w:sz w:val="24"/>
-          <w:szCs w:val="24"/>
-        </w:rPr>
-        <w:t xml:space="preserve">: Built a multi-tenant PHP + React </w:t>
-      </w:r>
-      <w:proofErr w:type="spellStart"/>
-      <w:r>
-        <w:rPr>
-          <w:rFonts w:ascii="Times New Roman" w:eastAsia="Times New Roman" w:hAnsi="Times New Roman" w:cs="Times New Roman"/>
-          <w:sz w:val="24"/>
-          <w:szCs w:val="24"/>
-        </w:rPr>
-        <w:t>SaaS</w:t>
-      </w:r>
-      <w:proofErr w:type="spellEnd"/>
-      <w:r>
-        <w:rPr>
-          <w:rFonts w:ascii="Times New Roman" w:eastAsia="Times New Roman" w:hAnsi="Times New Roman" w:cs="Times New Roman"/>
-          <w:sz w:val="24"/>
-          <w:szCs w:val="24"/>
-        </w:rPr>
-        <w:t xml:space="preserve"> for retailers with AWS hosting, real-time analytics, and containerized </w:t>
+        <w:t>E-Commerce SaaS Platform</w:t>
+      </w:r>
+      <w:r>
+        <w:rPr>
+          <w:rFonts w:ascii="Times New Roman" w:eastAsia="Times New Roman" w:hAnsi="Times New Roman" w:cs="Times New Roman"/>
+          <w:sz w:val="24"/>
+          <w:szCs w:val="24"/>
+        </w:rPr>
+        <w:t xml:space="preserve">: Built a multi-tenant PHP + React SaaS for retailers with AWS hosting, real-time analytics, and containerized </w:t>
       </w:r>
       <w:proofErr w:type="spellStart"/>
       <w:r>
@@ -2216,25 +1914,7 @@
           <w:sz w:val="24"/>
           <w:szCs w:val="24"/>
         </w:rPr>
-        <w:t xml:space="preserve">: Developed a scalable data ingestion system using PHP, SQL, and </w:t>
-      </w:r>
-      <w:proofErr w:type="spellStart"/>
-      <w:r>
-        <w:rPr>
-          <w:rFonts w:ascii="Times New Roman" w:eastAsia="Times New Roman" w:hAnsi="Times New Roman" w:cs="Times New Roman"/>
-          <w:sz w:val="24"/>
-          <w:szCs w:val="24"/>
-        </w:rPr>
-        <w:t>NoSQL</w:t>
-      </w:r>
-      <w:proofErr w:type="spellEnd"/>
-      <w:r>
-        <w:rPr>
-          <w:rFonts w:ascii="Times New Roman" w:eastAsia="Times New Roman" w:hAnsi="Times New Roman" w:cs="Times New Roman"/>
-          <w:sz w:val="24"/>
-          <w:szCs w:val="24"/>
-        </w:rPr>
-        <w:t xml:space="preserve"> with GCP for ETL, storage, and visualization.</w:t>
+        <w:t>: Developed a scalable data ingestion system using PHP, SQL, and NoSQL with GCP for ETL, storage, and visualization.</w:t>
       </w:r>
     </w:p>
     <w:p>
@@ -2417,7 +2097,6 @@
           <w:szCs w:val="24"/>
         </w:rPr>
       </w:pPr>
-      <w:proofErr w:type="spellStart"/>
       <w:r>
         <w:rPr>
           <w:rFonts w:ascii="Times New Roman" w:eastAsia="Times New Roman" w:hAnsi="Times New Roman" w:cs="Times New Roman"/>
@@ -2426,18 +2105,7 @@
           <w:sz w:val="24"/>
           <w:szCs w:val="24"/>
         </w:rPr>
-        <w:t>Docker</w:t>
-      </w:r>
-      <w:proofErr w:type="spellEnd"/>
-      <w:r>
-        <w:rPr>
-          <w:rFonts w:ascii="Times New Roman" w:eastAsia="Times New Roman" w:hAnsi="Times New Roman" w:cs="Times New Roman"/>
-          <w:b/>
-          <w:bCs/>
-          <w:sz w:val="24"/>
-          <w:szCs w:val="24"/>
-        </w:rPr>
-        <w:t xml:space="preserve"> Certified Associate</w:t>
+        <w:t>Docker Certified Associate</w:t>
       </w:r>
     </w:p>
     <w:p>
@@ -2463,51 +2131,7 @@
           <w:sz w:val="24"/>
           <w:szCs w:val="24"/>
         </w:rPr>
-        <w:t xml:space="preserve">SQL &amp; </w:t>
-      </w:r>
-      <w:proofErr w:type="spellStart"/>
-      <w:r>
-        <w:rPr>
-          <w:rFonts w:ascii="Times New Roman" w:eastAsia="Times New Roman" w:hAnsi="Times New Roman" w:cs="Times New Roman"/>
-          <w:b/>
-          <w:bCs/>
-          <w:sz w:val="24"/>
-          <w:szCs w:val="24"/>
-        </w:rPr>
-        <w:t>NoSQL</w:t>
-      </w:r>
-      <w:proofErr w:type="spellEnd"/>
-      <w:r>
-        <w:rPr>
-          <w:rFonts w:ascii="Times New Roman" w:eastAsia="Times New Roman" w:hAnsi="Times New Roman" w:cs="Times New Roman"/>
-          <w:b/>
-          <w:bCs/>
-          <w:sz w:val="24"/>
-          <w:szCs w:val="24"/>
-        </w:rPr>
-        <w:t xml:space="preserve"> Database Design and Optimization (</w:t>
-      </w:r>
-      <w:proofErr w:type="spellStart"/>
-      <w:r>
-        <w:rPr>
-          <w:rFonts w:ascii="Times New Roman" w:eastAsia="Times New Roman" w:hAnsi="Times New Roman" w:cs="Times New Roman"/>
-          <w:b/>
-          <w:bCs/>
-          <w:sz w:val="24"/>
-          <w:szCs w:val="24"/>
-        </w:rPr>
-        <w:t>Coursera</w:t>
-      </w:r>
-      <w:proofErr w:type="spellEnd"/>
-      <w:r>
-        <w:rPr>
-          <w:rFonts w:ascii="Times New Roman" w:eastAsia="Times New Roman" w:hAnsi="Times New Roman" w:cs="Times New Roman"/>
-          <w:b/>
-          <w:bCs/>
-          <w:sz w:val="24"/>
-          <w:szCs w:val="24"/>
-        </w:rPr>
-        <w:t>)</w:t>
+        <w:t>SQL &amp; NoSQL Database Design and Optimization (Coursera)</w:t>
       </w:r>
     </w:p>
     <w:p>
@@ -7331,7 +6955,7 @@
 </file>
 
 <file path=customXml/itemProps1.xml><?xml version="1.0" encoding="utf-8"?>
-<ds:datastoreItem xmlns:ds="http://schemas.openxmlformats.org/officeDocument/2006/customXml" ds:itemID="{9D97C351-7FA6-47A2-A37B-FB35DC7D06EF}">
+<ds:datastoreItem xmlns:ds="http://schemas.openxmlformats.org/officeDocument/2006/customXml" ds:itemID="{E8ED5028-0B0B-44D7-8718-2C222DD70B85}">
   <ds:schemaRefs>
     <ds:schemaRef ds:uri="http://schemas.openxmlformats.org/officeDocument/2006/bibliography"/>
   </ds:schemaRefs>
